--- a/BAITAPNHOMJAVA.docx
+++ b/BAITAPNHOMJAVA.docx
@@ -1,6 +1,6 @@
 
 <file path=word/document.xml><?xml version="1.0" encoding="utf-8"?>
-<w:document xmlns:wpc="http://schemas.microsoft.com/office/word/2010/wordprocessingCanvas" xmlns:cx="http://schemas.microsoft.com/office/drawing/2014/chartex" xmlns:cx1="http://schemas.microsoft.com/office/drawing/2015/9/8/chartex" xmlns:cx2="http://schemas.microsoft.com/office/drawing/2015/10/21/chartex" xmlns:cx3="http://schemas.microsoft.com/office/drawing/2016/5/9/chartex" xmlns:cx4="http://schemas.microsoft.com/office/drawing/2016/5/10/chartex" xmlns:cx5="http://schemas.microsoft.com/office/drawing/2016/5/11/chartex" xmlns:cx6="http://schemas.microsoft.com/office/drawing/2016/5/12/chartex" xmlns:cx7="http://schemas.microsoft.com/office/drawing/2016/5/13/chartex" xmlns:cx8="http://schemas.microsoft.com/office/drawing/2016/5/14/chartex" xmlns:mc="http://schemas.openxmlformats.org/markup-compatibility/2006" xmlns:aink="http://schemas.microsoft.com/office/drawing/2016/ink" xmlns:am3d="http://schemas.microsoft.com/office/drawing/2017/model3d" xmlns:o="urn:schemas-microsoft-com:office:office" xmlns:oel="http://schemas.microsoft.com/office/2019/extlst" xmlns:r="http://schemas.openxmlformats.org/officeDocument/2006/relationships" xmlns:m="http://schemas.openxmlformats.org/officeDocument/2006/math" xmlns:v="urn:schemas-microsoft-com:vml" xmlns:wp14="http://schemas.microsoft.com/office/word/2010/wordprocessingDrawing" xmlns:wp="http://schemas.openxmlformats.org/drawingml/2006/wordprocessingDrawing" xmlns:w10="urn:schemas-microsoft-com:office:word" xmlns:w="http://schemas.openxmlformats.org/wordprocessingml/2006/main" xmlns:w14="http://schemas.microsoft.com/office/word/2010/wordml" xmlns:w15="http://schemas.microsoft.com/office/word/2012/wordml" xmlns:w16cex="http://schemas.microsoft.com/office/word/2018/wordml/cex" xmlns:w16cid="http://schemas.microsoft.com/office/word/2016/wordml/cid" xmlns:w16="http://schemas.microsoft.com/office/word/2018/wordml" xmlns:w16du="http://schemas.microsoft.com/office/word/2023/wordml/word16du" xmlns:w16sdtdh="http://schemas.microsoft.com/office/word/2020/wordml/sdtdatahash" xmlns:w16se="http://schemas.microsoft.com/office/word/2015/wordml/symex" xmlns:wpg="http://schemas.microsoft.com/office/word/2010/wordprocessingGroup" xmlns:wpi="http://schemas.microsoft.com/office/word/2010/wordprocessingInk" xmlns:wne="http://schemas.microsoft.com/office/word/2006/wordml" xmlns:wps="http://schemas.microsoft.com/office/word/2010/wordprocessingShape" mc:Ignorable="w14 w15 w16se w16cid w16 w16cex w16sdtdh w16du wp14">
+<w:document xmlns:wpc="http://schemas.microsoft.com/office/word/2010/wordprocessingCanvas" xmlns:cx="http://schemas.microsoft.com/office/drawing/2014/chartex" xmlns:cx1="http://schemas.microsoft.com/office/drawing/2015/9/8/chartex" xmlns:cx2="http://schemas.microsoft.com/office/drawing/2015/10/21/chartex" xmlns:cx3="http://schemas.microsoft.com/office/drawing/2016/5/9/chartex" xmlns:cx4="http://schemas.microsoft.com/office/drawing/2016/5/10/chartex" xmlns:cx5="http://schemas.microsoft.com/office/drawing/2016/5/11/chartex" xmlns:cx6="http://schemas.microsoft.com/office/drawing/2016/5/12/chartex" xmlns:cx7="http://schemas.microsoft.com/office/drawing/2016/5/13/chartex" xmlns:cx8="http://schemas.microsoft.com/office/drawing/2016/5/14/chartex" xmlns:mc="http://schemas.openxmlformats.org/markup-compatibility/2006" xmlns:aink="http://schemas.microsoft.com/office/drawing/2016/ink" xmlns:am3d="http://schemas.microsoft.com/office/drawing/2017/model3d" xmlns:o="urn:schemas-microsoft-com:office:office" xmlns:oel="http://schemas.microsoft.com/office/2019/extlst" xmlns:r="http://schemas.openxmlformats.org/officeDocument/2006/relationships" xmlns:m="http://schemas.openxmlformats.org/officeDocument/2006/math" xmlns:v="urn:schemas-microsoft-com:vml" xmlns:wp14="http://schemas.microsoft.com/office/word/2010/wordprocessingDrawing" xmlns:wp="http://schemas.openxmlformats.org/drawingml/2006/wordprocessingDrawing" xmlns:w10="urn:schemas-microsoft-com:office:word" xmlns:w="http://schemas.openxmlformats.org/wordprocessingml/2006/main" xmlns:w14="http://schemas.microsoft.com/office/word/2010/wordml" xmlns:w15="http://schemas.microsoft.com/office/word/2012/wordml" xmlns:w16cex="http://schemas.microsoft.com/office/word/2018/wordml/cex" xmlns:w16cid="http://schemas.microsoft.com/office/word/2016/wordml/cid" xmlns:w16="http://schemas.microsoft.com/office/word/2018/wordml" xmlns:w16du="http://schemas.microsoft.com/office/word/2023/wordml/word16du" xmlns:w16sdtdh="http://schemas.microsoft.com/office/word/2020/wordml/sdtdatahash" xmlns:w16sdtfl="http://schemas.microsoft.com/office/word/2024/wordml/sdtformatlock" xmlns:w16se="http://schemas.microsoft.com/office/word/2015/wordml/symex" xmlns:wpg="http://schemas.microsoft.com/office/word/2010/wordprocessingGroup" xmlns:wpi="http://schemas.microsoft.com/office/word/2010/wordprocessingInk" xmlns:wne="http://schemas.microsoft.com/office/word/2006/wordml" xmlns:wps="http://schemas.microsoft.com/office/word/2010/wordprocessingShape" mc:Ignorable="w14 w15 w16se w16cid w16 w16cex w16sdtdh w16sdtfl w16du wp14">
   <w:body>
     <w:p>
       <w:pPr>
@@ -758,7 +758,7 @@
       <w:sdtContent>
         <w:p>
           <w:pPr>
-            <w:pStyle w:val="uMucluc"/>
+            <w:pStyle w:val="TOCHeading"/>
           </w:pPr>
           <w:r>
             <w:rPr>
@@ -769,7 +769,7 @@
         </w:p>
         <w:p>
           <w:pPr>
-            <w:pStyle w:val="Mucluc1"/>
+            <w:pStyle w:val="TOC1"/>
             <w:tabs>
               <w:tab w:val="right" w:leader="dot" w:pos="9350"/>
             </w:tabs>
@@ -792,59 +792,11 @@
           <w:hyperlink w:anchor="_Toc166194746" w:history="1">
             <w:r>
               <w:rPr>
-                <w:rStyle w:val="Siuktni"/>
+                <w:rStyle w:val="Hyperlink"/>
                 <w:noProof/>
                 <w:lang w:val="vi-VN"/>
               </w:rPr>
-              <w:t>Chương 1</w:t>
-            </w:r>
-            <w:r>
-              <w:rPr>
-                <w:rStyle w:val="Siuktni"/>
-                <w:noProof/>
-                <w:lang w:val="vi-VN"/>
-              </w:rPr>
-              <w:t>:</w:t>
-            </w:r>
-            <w:r>
-              <w:rPr>
-                <w:rStyle w:val="Siuktni"/>
-                <w:noProof/>
-                <w:lang w:val="vi-VN"/>
-              </w:rPr>
-              <w:t xml:space="preserve"> G</w:t>
-            </w:r>
-            <w:r>
-              <w:rPr>
-                <w:rStyle w:val="Siuktni"/>
-                <w:noProof/>
-                <w:lang w:val="vi-VN"/>
-              </w:rPr>
-              <w:t>i</w:t>
-            </w:r>
-            <w:r>
-              <w:rPr>
-                <w:rStyle w:val="Siuktni"/>
-                <w:noProof/>
-                <w:lang w:val="vi-VN"/>
-              </w:rPr>
-              <w:t>ới thiệu đ</w:t>
-            </w:r>
-            <w:r>
-              <w:rPr>
-                <w:rStyle w:val="Siuktni"/>
-                <w:noProof/>
-                <w:lang w:val="vi-VN"/>
-              </w:rPr>
-              <w:t>ề</w:t>
-            </w:r>
-            <w:r>
-              <w:rPr>
-                <w:rStyle w:val="Siuktni"/>
-                <w:noProof/>
-                <w:lang w:val="vi-VN"/>
-              </w:rPr>
-              <w:t xml:space="preserve"> tài</w:t>
+              <w:t>Chương 1: Giới thiệu đề tài</w:t>
             </w:r>
             <w:r>
               <w:rPr>
@@ -898,7 +850,7 @@
         </w:p>
         <w:p>
           <w:pPr>
-            <w:pStyle w:val="Mucluc1"/>
+            <w:pStyle w:val="TOC1"/>
             <w:tabs>
               <w:tab w:val="right" w:leader="dot" w:pos="9350"/>
             </w:tabs>
@@ -912,7 +864,7 @@
           <w:hyperlink w:anchor="_Toc166194747" w:history="1">
             <w:r>
               <w:rPr>
-                <w:rStyle w:val="Siuktni"/>
+                <w:rStyle w:val="Hyperlink"/>
                 <w:noProof/>
                 <w:lang w:val="vi-VN"/>
               </w:rPr>
@@ -970,7 +922,7 @@
         </w:p>
         <w:p>
           <w:pPr>
-            <w:pStyle w:val="Mucluc1"/>
+            <w:pStyle w:val="TOC1"/>
             <w:tabs>
               <w:tab w:val="right" w:leader="dot" w:pos="9350"/>
             </w:tabs>
@@ -984,7 +936,7 @@
           <w:hyperlink w:anchor="_Toc166194748" w:history="1">
             <w:r>
               <w:rPr>
-                <w:rStyle w:val="Siuktni"/>
+                <w:rStyle w:val="Hyperlink"/>
                 <w:noProof/>
                 <w:lang w:val="vi-VN"/>
               </w:rPr>
@@ -1042,7 +994,7 @@
         </w:p>
         <w:p>
           <w:pPr>
-            <w:pStyle w:val="Mucluc1"/>
+            <w:pStyle w:val="TOC1"/>
             <w:tabs>
               <w:tab w:val="right" w:leader="dot" w:pos="9350"/>
             </w:tabs>
@@ -1056,7 +1008,7 @@
           <w:hyperlink w:anchor="_Toc166194749" w:history="1">
             <w:r>
               <w:rPr>
-                <w:rStyle w:val="Siuktni"/>
+                <w:rStyle w:val="Hyperlink"/>
                 <w:noProof/>
                 <w:lang w:val="vi-VN"/>
               </w:rPr>
@@ -1114,7 +1066,7 @@
         </w:p>
         <w:p>
           <w:pPr>
-            <w:pStyle w:val="Mucluc2"/>
+            <w:pStyle w:val="TOC2"/>
             <w:tabs>
               <w:tab w:val="right" w:leader="dot" w:pos="9350"/>
             </w:tabs>
@@ -1128,7 +1080,7 @@
           <w:hyperlink w:anchor="_Toc166194750" w:history="1">
             <w:r>
               <w:rPr>
-                <w:rStyle w:val="Siuktni"/>
+                <w:rStyle w:val="Hyperlink"/>
                 <w:noProof/>
                 <w:lang w:val="vi-VN"/>
               </w:rPr>
@@ -1186,7 +1138,7 @@
         </w:p>
         <w:p>
           <w:pPr>
-            <w:pStyle w:val="Mucluc2"/>
+            <w:pStyle w:val="TOC2"/>
             <w:tabs>
               <w:tab w:val="right" w:leader="dot" w:pos="9350"/>
             </w:tabs>
@@ -1200,7 +1152,7 @@
           <w:hyperlink w:anchor="_Toc166194751" w:history="1">
             <w:r>
               <w:rPr>
-                <w:rStyle w:val="Siuktni"/>
+                <w:rStyle w:val="Hyperlink"/>
                 <w:noProof/>
                 <w:lang w:val="vi-VN"/>
               </w:rPr>
@@ -1258,7 +1210,7 @@
         </w:p>
         <w:p>
           <w:pPr>
-            <w:pStyle w:val="Mucluc2"/>
+            <w:pStyle w:val="TOC2"/>
             <w:tabs>
               <w:tab w:val="right" w:leader="dot" w:pos="9350"/>
             </w:tabs>
@@ -1272,7 +1224,7 @@
           <w:hyperlink w:anchor="_Toc166194752" w:history="1">
             <w:r>
               <w:rPr>
-                <w:rStyle w:val="Siuktni"/>
+                <w:rStyle w:val="Hyperlink"/>
                 <w:noProof/>
                 <w:lang w:val="vi-VN"/>
               </w:rPr>
@@ -1330,7 +1282,7 @@
         </w:p>
         <w:p>
           <w:pPr>
-            <w:pStyle w:val="Mucluc1"/>
+            <w:pStyle w:val="TOC1"/>
             <w:tabs>
               <w:tab w:val="right" w:leader="dot" w:pos="9350"/>
             </w:tabs>
@@ -1344,7 +1296,7 @@
           <w:hyperlink w:anchor="_Toc166194753" w:history="1">
             <w:r>
               <w:rPr>
-                <w:rStyle w:val="Siuktni"/>
+                <w:rStyle w:val="Hyperlink"/>
                 <w:noProof/>
                 <w:lang w:val="vi-VN"/>
               </w:rPr>
@@ -1428,7 +1380,7 @@
     </w:p>
     <w:p>
       <w:pPr>
-        <w:pStyle w:val="u1"/>
+        <w:pStyle w:val="Heading1"/>
         <w:rPr>
           <w:lang w:val="vi-VN"/>
         </w:rPr>
@@ -1731,11 +1683,6 @@
       </w:r>
     </w:p>
     <w:p>
-      <w:pPr>
-        <w:rPr>
-          <w:lang w:val="vi-VN"/>
-        </w:rPr>
-      </w:pPr>
       <w:r>
         <w:rPr>
           <w:lang w:val="vi-VN"/>
@@ -1748,10 +1695,13 @@
         </w:rPr>
         <w:t xml:space="preserve">Duyệt đơn xin nghỉ phép </w:t>
       </w:r>
-    </w:p>
-    <w:p>
-      <w:pPr>
-        <w:pStyle w:val="u1"/>
+      <w:r>
+        <w:t>bbbbbb</w:t>
+      </w:r>
+    </w:p>
+    <w:p>
+      <w:pPr>
+        <w:pStyle w:val="Heading1"/>
         <w:rPr>
           <w:lang w:val="vi-VN"/>
         </w:rPr>
@@ -1787,6 +1737,7 @@
     <w:p>
       <w:r>
         <w:rPr>
+          <w:noProof/>
           <w:lang w:val="vi-VN"/>
         </w:rPr>
         <w:lastRenderedPageBreak/>
@@ -1849,7 +1800,7 @@
     </w:p>
     <w:p>
       <w:pPr>
-        <w:pStyle w:val="ThngthngWeb"/>
+        <w:pStyle w:val="NormalWeb"/>
       </w:pPr>
       <w:r>
         <w:rPr>
@@ -1922,6 +1873,7 @@
       </w:pPr>
       <w:r>
         <w:rPr>
+          <w:noProof/>
           <w:lang w:val="vi-VN"/>
         </w:rPr>
         <w:lastRenderedPageBreak/>
@@ -1988,7 +1940,7 @@
     </w:p>
     <w:p>
       <w:pPr>
-        <w:pStyle w:val="u1"/>
+        <w:pStyle w:val="Heading1"/>
         <w:rPr>
           <w:lang w:val="vi-VN"/>
         </w:rPr>
@@ -2005,7 +1957,7 @@
     </w:p>
     <w:p>
       <w:pPr>
-        <w:pStyle w:val="u2"/>
+        <w:pStyle w:val="Heading2"/>
         <w:rPr>
           <w:lang w:val="vi-VN"/>
         </w:rPr>
@@ -2615,7 +2567,7 @@
     </w:p>
     <w:p>
       <w:pPr>
-        <w:pStyle w:val="u2"/>
+        <w:pStyle w:val="Heading2"/>
         <w:rPr>
           <w:lang w:val="vi-VN"/>
         </w:rPr>
@@ -2712,6 +2664,7 @@
       </w:r>
       <w:r>
         <w:rPr>
+          <w:noProof/>
           <w:lang w:val="vi-VN"/>
         </w:rPr>
         <w:drawing>
@@ -2852,6 +2805,7 @@
       </w:pPr>
       <w:r>
         <w:rPr>
+          <w:noProof/>
           <w:lang w:val="vi-VN"/>
         </w:rPr>
         <w:drawing>
@@ -2930,6 +2884,7 @@
       </w:pPr>
       <w:r>
         <w:rPr>
+          <w:noProof/>
           <w:lang w:val="vi-VN"/>
         </w:rPr>
         <w:lastRenderedPageBreak/>
@@ -3023,6 +2978,7 @@
       </w:r>
       <w:r>
         <w:rPr>
+          <w:noProof/>
           <w:lang w:val="vi-VN"/>
         </w:rPr>
         <w:drawing>
@@ -3090,6 +3046,7 @@
       </w:pPr>
       <w:r>
         <w:rPr>
+          <w:noProof/>
           <w:lang w:val="vi-VN"/>
         </w:rPr>
         <w:drawing>
@@ -3197,7 +3154,7 @@
     </w:p>
     <w:p>
       <w:pPr>
-        <w:pStyle w:val="u2"/>
+        <w:pStyle w:val="Heading2"/>
         <w:rPr>
           <w:lang w:val="vi-VN"/>
         </w:rPr>
@@ -3835,7 +3792,7 @@
     </w:p>
     <w:p>
       <w:pPr>
-        <w:pStyle w:val="u2"/>
+        <w:pStyle w:val="Heading2"/>
         <w:rPr>
           <w:lang w:val="vi-VN"/>
         </w:rPr>
@@ -3849,13 +3806,14 @@
     </w:p>
     <w:p>
       <w:pPr>
-        <w:pStyle w:val="u2"/>
-        <w:rPr>
-          <w:lang w:val="vi-VN"/>
-        </w:rPr>
-      </w:pPr>
-      <w:r>
-        <w:rPr>
+        <w:pStyle w:val="Heading2"/>
+        <w:rPr>
+          <w:lang w:val="vi-VN"/>
+        </w:rPr>
+      </w:pPr>
+      <w:r>
+        <w:rPr>
+          <w:noProof/>
           <w:lang w:val="vi-VN"/>
         </w:rPr>
         <w:drawing>
@@ -3903,7 +3861,7 @@
     </w:p>
     <w:p>
       <w:pPr>
-        <w:pStyle w:val="u1"/>
+        <w:pStyle w:val="Heading1"/>
         <w:rPr>
           <w:lang w:val="vi-VN"/>
         </w:rPr>
@@ -3920,7 +3878,7 @@
     </w:p>
     <w:p>
       <w:pPr>
-        <w:pStyle w:val="u2"/>
+        <w:pStyle w:val="Heading2"/>
         <w:rPr>
           <w:lang w:val="vi-VN"/>
         </w:rPr>
@@ -4078,7 +4036,7 @@
     </w:p>
     <w:p>
       <w:pPr>
-        <w:pStyle w:val="u2"/>
+        <w:pStyle w:val="Heading2"/>
         <w:rPr>
           <w:lang w:val="vi-VN"/>
         </w:rPr>
@@ -4133,7 +4091,7 @@
     </w:p>
     <w:p>
       <w:pPr>
-        <w:pStyle w:val="u2"/>
+        <w:pStyle w:val="Heading2"/>
         <w:rPr>
           <w:lang w:val="vi-VN"/>
         </w:rPr>
@@ -4200,7 +4158,7 @@
     </w:p>
     <w:p>
       <w:pPr>
-        <w:pStyle w:val="u1"/>
+        <w:pStyle w:val="Heading1"/>
         <w:rPr>
           <w:lang w:val="vi-VN"/>
         </w:rPr>
@@ -4225,7 +4183,7 @@
 </file>
 
 <file path=word/endnotes.xml><?xml version="1.0" encoding="utf-8"?>
-<w:endnotes xmlns:wpc="http://schemas.microsoft.com/office/word/2010/wordprocessingCanvas" xmlns:cx="http://schemas.microsoft.com/office/drawing/2014/chartex" xmlns:cx1="http://schemas.microsoft.com/office/drawing/2015/9/8/chartex" xmlns:cx2="http://schemas.microsoft.com/office/drawing/2015/10/21/chartex" xmlns:cx3="http://schemas.microsoft.com/office/drawing/2016/5/9/chartex" xmlns:cx4="http://schemas.microsoft.com/office/drawing/2016/5/10/chartex" xmlns:cx5="http://schemas.microsoft.com/office/drawing/2016/5/11/chartex" xmlns:cx6="http://schemas.microsoft.com/office/drawing/2016/5/12/chartex" xmlns:cx7="http://schemas.microsoft.com/office/drawing/2016/5/13/chartex" xmlns:cx8="http://schemas.microsoft.com/office/drawing/2016/5/14/chartex" xmlns:mc="http://schemas.openxmlformats.org/markup-compatibility/2006" xmlns:aink="http://schemas.microsoft.com/office/drawing/2016/ink" xmlns:am3d="http://schemas.microsoft.com/office/drawing/2017/model3d" xmlns:o="urn:schemas-microsoft-com:office:office" xmlns:oel="http://schemas.microsoft.com/office/2019/extlst" xmlns:r="http://schemas.openxmlformats.org/officeDocument/2006/relationships" xmlns:m="http://schemas.openxmlformats.org/officeDocument/2006/math" xmlns:v="urn:schemas-microsoft-com:vml" xmlns:wp14="http://schemas.microsoft.com/office/word/2010/wordprocessingDrawing" xmlns:wp="http://schemas.openxmlformats.org/drawingml/2006/wordprocessingDrawing" xmlns:w10="urn:schemas-microsoft-com:office:word" xmlns:w="http://schemas.openxmlformats.org/wordprocessingml/2006/main" xmlns:w14="http://schemas.microsoft.com/office/word/2010/wordml" xmlns:w15="http://schemas.microsoft.com/office/word/2012/wordml" xmlns:w16cex="http://schemas.microsoft.com/office/word/2018/wordml/cex" xmlns:w16cid="http://schemas.microsoft.com/office/word/2016/wordml/cid" xmlns:w16="http://schemas.microsoft.com/office/word/2018/wordml" xmlns:w16du="http://schemas.microsoft.com/office/word/2023/wordml/word16du" xmlns:w16sdtdh="http://schemas.microsoft.com/office/word/2020/wordml/sdtdatahash" xmlns:w16se="http://schemas.microsoft.com/office/word/2015/wordml/symex" xmlns:wpg="http://schemas.microsoft.com/office/word/2010/wordprocessingGroup" xmlns:wpi="http://schemas.microsoft.com/office/word/2010/wordprocessingInk" xmlns:wne="http://schemas.microsoft.com/office/word/2006/wordml" xmlns:wps="http://schemas.microsoft.com/office/word/2010/wordprocessingShape" mc:Ignorable="w14 w15 w16se w16cid w16 w16cex w16sdtdh w16du wp14">
+<w:endnotes xmlns:wpc="http://schemas.microsoft.com/office/word/2010/wordprocessingCanvas" xmlns:cx="http://schemas.microsoft.com/office/drawing/2014/chartex" xmlns:cx1="http://schemas.microsoft.com/office/drawing/2015/9/8/chartex" xmlns:cx2="http://schemas.microsoft.com/office/drawing/2015/10/21/chartex" xmlns:cx3="http://schemas.microsoft.com/office/drawing/2016/5/9/chartex" xmlns:cx4="http://schemas.microsoft.com/office/drawing/2016/5/10/chartex" xmlns:cx5="http://schemas.microsoft.com/office/drawing/2016/5/11/chartex" xmlns:cx6="http://schemas.microsoft.com/office/drawing/2016/5/12/chartex" xmlns:cx7="http://schemas.microsoft.com/office/drawing/2016/5/13/chartex" xmlns:cx8="http://schemas.microsoft.com/office/drawing/2016/5/14/chartex" xmlns:mc="http://schemas.openxmlformats.org/markup-compatibility/2006" xmlns:aink="http://schemas.microsoft.com/office/drawing/2016/ink" xmlns:am3d="http://schemas.microsoft.com/office/drawing/2017/model3d" xmlns:o="urn:schemas-microsoft-com:office:office" xmlns:oel="http://schemas.microsoft.com/office/2019/extlst" xmlns:r="http://schemas.openxmlformats.org/officeDocument/2006/relationships" xmlns:m="http://schemas.openxmlformats.org/officeDocument/2006/math" xmlns:v="urn:schemas-microsoft-com:vml" xmlns:wp14="http://schemas.microsoft.com/office/word/2010/wordprocessingDrawing" xmlns:wp="http://schemas.openxmlformats.org/drawingml/2006/wordprocessingDrawing" xmlns:w10="urn:schemas-microsoft-com:office:word" xmlns:w="http://schemas.openxmlformats.org/wordprocessingml/2006/main" xmlns:w14="http://schemas.microsoft.com/office/word/2010/wordml" xmlns:w15="http://schemas.microsoft.com/office/word/2012/wordml" xmlns:w16cex="http://schemas.microsoft.com/office/word/2018/wordml/cex" xmlns:w16cid="http://schemas.microsoft.com/office/word/2016/wordml/cid" xmlns:w16="http://schemas.microsoft.com/office/word/2018/wordml" xmlns:w16du="http://schemas.microsoft.com/office/word/2023/wordml/word16du" xmlns:w16sdtdh="http://schemas.microsoft.com/office/word/2020/wordml/sdtdatahash" xmlns:w16sdtfl="http://schemas.microsoft.com/office/word/2024/wordml/sdtformatlock" xmlns:w16se="http://schemas.microsoft.com/office/word/2015/wordml/symex" xmlns:wpg="http://schemas.microsoft.com/office/word/2010/wordprocessingGroup" xmlns:wpi="http://schemas.microsoft.com/office/word/2010/wordprocessingInk" xmlns:wne="http://schemas.microsoft.com/office/word/2006/wordml" xmlns:wps="http://schemas.microsoft.com/office/word/2010/wordprocessingShape" mc:Ignorable="w14 w15 w16se w16cid w16 w16cex w16sdtdh w16sdtfl w16du wp14">
   <w:endnote w:type="separator" w:id="-1">
     <w:p>
       <w:r>
@@ -4244,7 +4202,7 @@
 </file>
 
 <file path=word/footnotes.xml><?xml version="1.0" encoding="utf-8"?>
-<w:footnotes xmlns:wpc="http://schemas.microsoft.com/office/word/2010/wordprocessingCanvas" xmlns:cx="http://schemas.microsoft.com/office/drawing/2014/chartex" xmlns:cx1="http://schemas.microsoft.com/office/drawing/2015/9/8/chartex" xmlns:cx2="http://schemas.microsoft.com/office/drawing/2015/10/21/chartex" xmlns:cx3="http://schemas.microsoft.com/office/drawing/2016/5/9/chartex" xmlns:cx4="http://schemas.microsoft.com/office/drawing/2016/5/10/chartex" xmlns:cx5="http://schemas.microsoft.com/office/drawing/2016/5/11/chartex" xmlns:cx6="http://schemas.microsoft.com/office/drawing/2016/5/12/chartex" xmlns:cx7="http://schemas.microsoft.com/office/drawing/2016/5/13/chartex" xmlns:cx8="http://schemas.microsoft.com/office/drawing/2016/5/14/chartex" xmlns:mc="http://schemas.openxmlformats.org/markup-compatibility/2006" xmlns:aink="http://schemas.microsoft.com/office/drawing/2016/ink" xmlns:am3d="http://schemas.microsoft.com/office/drawing/2017/model3d" xmlns:o="urn:schemas-microsoft-com:office:office" xmlns:oel="http://schemas.microsoft.com/office/2019/extlst" xmlns:r="http://schemas.openxmlformats.org/officeDocument/2006/relationships" xmlns:m="http://schemas.openxmlformats.org/officeDocument/2006/math" xmlns:v="urn:schemas-microsoft-com:vml" xmlns:wp14="http://schemas.microsoft.com/office/word/2010/wordprocessingDrawing" xmlns:wp="http://schemas.openxmlformats.org/drawingml/2006/wordprocessingDrawing" xmlns:w10="urn:schemas-microsoft-com:office:word" xmlns:w="http://schemas.openxmlformats.org/wordprocessingml/2006/main" xmlns:w14="http://schemas.microsoft.com/office/word/2010/wordml" xmlns:w15="http://schemas.microsoft.com/office/word/2012/wordml" xmlns:w16cex="http://schemas.microsoft.com/office/word/2018/wordml/cex" xmlns:w16cid="http://schemas.microsoft.com/office/word/2016/wordml/cid" xmlns:w16="http://schemas.microsoft.com/office/word/2018/wordml" xmlns:w16du="http://schemas.microsoft.com/office/word/2023/wordml/word16du" xmlns:w16sdtdh="http://schemas.microsoft.com/office/word/2020/wordml/sdtdatahash" xmlns:w16se="http://schemas.microsoft.com/office/word/2015/wordml/symex" xmlns:wpg="http://schemas.microsoft.com/office/word/2010/wordprocessingGroup" xmlns:wpi="http://schemas.microsoft.com/office/word/2010/wordprocessingInk" xmlns:wne="http://schemas.microsoft.com/office/word/2006/wordml" xmlns:wps="http://schemas.microsoft.com/office/word/2010/wordprocessingShape" mc:Ignorable="w14 w15 w16se w16cid w16 w16cex w16sdtdh w16du wp14">
+<w:footnotes xmlns:wpc="http://schemas.microsoft.com/office/word/2010/wordprocessingCanvas" xmlns:cx="http://schemas.microsoft.com/office/drawing/2014/chartex" xmlns:cx1="http://schemas.microsoft.com/office/drawing/2015/9/8/chartex" xmlns:cx2="http://schemas.microsoft.com/office/drawing/2015/10/21/chartex" xmlns:cx3="http://schemas.microsoft.com/office/drawing/2016/5/9/chartex" xmlns:cx4="http://schemas.microsoft.com/office/drawing/2016/5/10/chartex" xmlns:cx5="http://schemas.microsoft.com/office/drawing/2016/5/11/chartex" xmlns:cx6="http://schemas.microsoft.com/office/drawing/2016/5/12/chartex" xmlns:cx7="http://schemas.microsoft.com/office/drawing/2016/5/13/chartex" xmlns:cx8="http://schemas.microsoft.com/office/drawing/2016/5/14/chartex" xmlns:mc="http://schemas.openxmlformats.org/markup-compatibility/2006" xmlns:aink="http://schemas.microsoft.com/office/drawing/2016/ink" xmlns:am3d="http://schemas.microsoft.com/office/drawing/2017/model3d" xmlns:o="urn:schemas-microsoft-com:office:office" xmlns:oel="http://schemas.microsoft.com/office/2019/extlst" xmlns:r="http://schemas.openxmlformats.org/officeDocument/2006/relationships" xmlns:m="http://schemas.openxmlformats.org/officeDocument/2006/math" xmlns:v="urn:schemas-microsoft-com:vml" xmlns:wp14="http://schemas.microsoft.com/office/word/2010/wordprocessingDrawing" xmlns:wp="http://schemas.openxmlformats.org/drawingml/2006/wordprocessingDrawing" xmlns:w10="urn:schemas-microsoft-com:office:word" xmlns:w="http://schemas.openxmlformats.org/wordprocessingml/2006/main" xmlns:w14="http://schemas.microsoft.com/office/word/2010/wordml" xmlns:w15="http://schemas.microsoft.com/office/word/2012/wordml" xmlns:w16cex="http://schemas.microsoft.com/office/word/2018/wordml/cex" xmlns:w16cid="http://schemas.microsoft.com/office/word/2016/wordml/cid" xmlns:w16="http://schemas.microsoft.com/office/word/2018/wordml" xmlns:w16du="http://schemas.microsoft.com/office/word/2023/wordml/word16du" xmlns:w16sdtdh="http://schemas.microsoft.com/office/word/2020/wordml/sdtdatahash" xmlns:w16sdtfl="http://schemas.microsoft.com/office/word/2024/wordml/sdtformatlock" xmlns:w16se="http://schemas.microsoft.com/office/word/2015/wordml/symex" xmlns:wpg="http://schemas.microsoft.com/office/word/2010/wordprocessingGroup" xmlns:wpi="http://schemas.microsoft.com/office/word/2010/wordprocessingInk" xmlns:wne="http://schemas.microsoft.com/office/word/2006/wordml" xmlns:wps="http://schemas.microsoft.com/office/word/2010/wordprocessingShape" mc:Ignorable="w14 w15 w16se w16cid w16 w16cex w16sdtdh w16sdtfl w16du wp14">
   <w:footnote w:type="separator" w:id="-1">
     <w:p>
       <w:r>
@@ -4263,7 +4221,7 @@
 </file>
 
 <file path=word/styles.xml><?xml version="1.0" encoding="utf-8"?>
-<w:styles xmlns:mc="http://schemas.openxmlformats.org/markup-compatibility/2006" xmlns:r="http://schemas.openxmlformats.org/officeDocument/2006/relationships" xmlns:w="http://schemas.openxmlformats.org/wordprocessingml/2006/main" xmlns:w14="http://schemas.microsoft.com/office/word/2010/wordml" xmlns:w15="http://schemas.microsoft.com/office/word/2012/wordml" xmlns:w16cex="http://schemas.microsoft.com/office/word/2018/wordml/cex" xmlns:w16cid="http://schemas.microsoft.com/office/word/2016/wordml/cid" xmlns:w16="http://schemas.microsoft.com/office/word/2018/wordml" xmlns:w16du="http://schemas.microsoft.com/office/word/2023/wordml/word16du" xmlns:w16sdtdh="http://schemas.microsoft.com/office/word/2020/wordml/sdtdatahash" xmlns:w16se="http://schemas.microsoft.com/office/word/2015/wordml/symex" mc:Ignorable="w14 w15 w16se w16cid w16 w16cex w16sdtdh w16du">
+<w:styles xmlns:mc="http://schemas.openxmlformats.org/markup-compatibility/2006" xmlns:r="http://schemas.openxmlformats.org/officeDocument/2006/relationships" xmlns:w="http://schemas.openxmlformats.org/wordprocessingml/2006/main" xmlns:w14="http://schemas.microsoft.com/office/word/2010/wordml" xmlns:w15="http://schemas.microsoft.com/office/word/2012/wordml" xmlns:w16cex="http://schemas.microsoft.com/office/word/2018/wordml/cex" xmlns:w16cid="http://schemas.microsoft.com/office/word/2016/wordml/cid" xmlns:w16="http://schemas.microsoft.com/office/word/2018/wordml" xmlns:w16du="http://schemas.microsoft.com/office/word/2023/wordml/word16du" xmlns:w16sdtdh="http://schemas.microsoft.com/office/word/2020/wordml/sdtdatahash" xmlns:w16sdtfl="http://schemas.microsoft.com/office/word/2024/wordml/sdtformatlock" xmlns:w16se="http://schemas.microsoft.com/office/word/2015/wordml/symex" mc:Ignorable="w14 w15 w16se w16cid w16 w16cex w16sdtdh w16sdtfl w16du">
   <w:docDefaults>
     <w:rPrDefault>
       <w:rPr>
@@ -4657,7 +4615,7 @@
     <w:lsdException w:name="Unresolved Mention" w:semiHidden="1" w:unhideWhenUsed="1"/>
     <w:lsdException w:name="Smart Link" w:semiHidden="1" w:unhideWhenUsed="1"/>
   </w:latentStyles>
-  <w:style w:type="paragraph" w:default="1" w:styleId="Binhthng">
+  <w:style w:type="paragraph" w:default="1" w:styleId="Normal">
     <w:name w:val="Normal"/>
     <w:qFormat/>
     <w:rsid w:val="00EB72EF"/>
@@ -4670,11 +4628,11 @@
       <w:szCs w:val="24"/>
     </w:rPr>
   </w:style>
-  <w:style w:type="paragraph" w:styleId="u1">
+  <w:style w:type="paragraph" w:styleId="Heading1">
     <w:name w:val="heading 1"/>
-    <w:basedOn w:val="Binhthng"/>
-    <w:next w:val="Binhthng"/>
-    <w:link w:val="u1Char"/>
+    <w:basedOn w:val="Normal"/>
+    <w:next w:val="Normal"/>
+    <w:link w:val="Heading1Char"/>
     <w:uiPriority w:val="9"/>
     <w:qFormat/>
     <w:rsid w:val="00720DFA"/>
@@ -4691,11 +4649,11 @@
       <w:szCs w:val="40"/>
     </w:rPr>
   </w:style>
-  <w:style w:type="paragraph" w:styleId="u2">
+  <w:style w:type="paragraph" w:styleId="Heading2">
     <w:name w:val="heading 2"/>
-    <w:basedOn w:val="Binhthng"/>
-    <w:next w:val="Binhthng"/>
-    <w:link w:val="u2Char"/>
+    <w:basedOn w:val="Normal"/>
+    <w:next w:val="Normal"/>
+    <w:link w:val="Heading2Char"/>
     <w:uiPriority w:val="9"/>
     <w:semiHidden/>
     <w:unhideWhenUsed/>
@@ -4714,11 +4672,11 @@
       <w:szCs w:val="32"/>
     </w:rPr>
   </w:style>
-  <w:style w:type="paragraph" w:styleId="u3">
+  <w:style w:type="paragraph" w:styleId="Heading3">
     <w:name w:val="heading 3"/>
-    <w:basedOn w:val="Binhthng"/>
-    <w:next w:val="Binhthng"/>
-    <w:link w:val="u3Char"/>
+    <w:basedOn w:val="Normal"/>
+    <w:next w:val="Normal"/>
+    <w:link w:val="Heading3Char"/>
     <w:uiPriority w:val="9"/>
     <w:semiHidden/>
     <w:unhideWhenUsed/>
@@ -4737,11 +4695,11 @@
       <w:szCs w:val="28"/>
     </w:rPr>
   </w:style>
-  <w:style w:type="paragraph" w:styleId="u4">
+  <w:style w:type="paragraph" w:styleId="Heading4">
     <w:name w:val="heading 4"/>
-    <w:basedOn w:val="Binhthng"/>
-    <w:next w:val="Binhthng"/>
-    <w:link w:val="u4Char"/>
+    <w:basedOn w:val="Normal"/>
+    <w:next w:val="Normal"/>
+    <w:link w:val="Heading4Char"/>
     <w:uiPriority w:val="9"/>
     <w:semiHidden/>
     <w:unhideWhenUsed/>
@@ -4760,11 +4718,11 @@
       <w:color w:val="365F91" w:themeColor="accent1" w:themeShade="BF"/>
     </w:rPr>
   </w:style>
-  <w:style w:type="paragraph" w:styleId="u5">
+  <w:style w:type="paragraph" w:styleId="Heading5">
     <w:name w:val="heading 5"/>
-    <w:basedOn w:val="Binhthng"/>
-    <w:next w:val="Binhthng"/>
-    <w:link w:val="u5Char"/>
+    <w:basedOn w:val="Normal"/>
+    <w:next w:val="Normal"/>
+    <w:link w:val="Heading5Char"/>
     <w:uiPriority w:val="9"/>
     <w:semiHidden/>
     <w:unhideWhenUsed/>
@@ -4781,11 +4739,11 @@
       <w:color w:val="365F91" w:themeColor="accent1" w:themeShade="BF"/>
     </w:rPr>
   </w:style>
-  <w:style w:type="paragraph" w:styleId="u6">
+  <w:style w:type="paragraph" w:styleId="Heading6">
     <w:name w:val="heading 6"/>
-    <w:basedOn w:val="Binhthng"/>
-    <w:next w:val="Binhthng"/>
-    <w:link w:val="u6Char"/>
+    <w:basedOn w:val="Normal"/>
+    <w:next w:val="Normal"/>
+    <w:link w:val="Heading6Char"/>
     <w:uiPriority w:val="9"/>
     <w:semiHidden/>
     <w:unhideWhenUsed/>
@@ -4804,11 +4762,11 @@
       <w:color w:val="595959" w:themeColor="text1" w:themeTint="A6"/>
     </w:rPr>
   </w:style>
-  <w:style w:type="paragraph" w:styleId="u7">
+  <w:style w:type="paragraph" w:styleId="Heading7">
     <w:name w:val="heading 7"/>
-    <w:basedOn w:val="Binhthng"/>
-    <w:next w:val="Binhthng"/>
-    <w:link w:val="u7Char"/>
+    <w:basedOn w:val="Normal"/>
+    <w:next w:val="Normal"/>
+    <w:link w:val="Heading7Char"/>
     <w:uiPriority w:val="9"/>
     <w:semiHidden/>
     <w:unhideWhenUsed/>
@@ -4825,11 +4783,11 @@
       <w:color w:val="595959" w:themeColor="text1" w:themeTint="A6"/>
     </w:rPr>
   </w:style>
-  <w:style w:type="paragraph" w:styleId="u8">
+  <w:style w:type="paragraph" w:styleId="Heading8">
     <w:name w:val="heading 8"/>
-    <w:basedOn w:val="Binhthng"/>
-    <w:next w:val="Binhthng"/>
-    <w:link w:val="u8Char"/>
+    <w:basedOn w:val="Normal"/>
+    <w:next w:val="Normal"/>
+    <w:link w:val="Heading8Char"/>
     <w:uiPriority w:val="9"/>
     <w:semiHidden/>
     <w:unhideWhenUsed/>
@@ -4847,11 +4805,11 @@
       <w:color w:val="272727" w:themeColor="text1" w:themeTint="D8"/>
     </w:rPr>
   </w:style>
-  <w:style w:type="paragraph" w:styleId="u9">
+  <w:style w:type="paragraph" w:styleId="Heading9">
     <w:name w:val="heading 9"/>
-    <w:basedOn w:val="Binhthng"/>
-    <w:next w:val="Binhthng"/>
-    <w:link w:val="u9Char"/>
+    <w:basedOn w:val="Normal"/>
+    <w:next w:val="Normal"/>
+    <w:link w:val="Heading9Char"/>
     <w:uiPriority w:val="9"/>
     <w:semiHidden/>
     <w:unhideWhenUsed/>
@@ -4867,13 +4825,13 @@
       <w:color w:val="272727" w:themeColor="text1" w:themeTint="D8"/>
     </w:rPr>
   </w:style>
-  <w:style w:type="character" w:default="1" w:styleId="Phngmcinhcuaoanvn">
+  <w:style w:type="character" w:default="1" w:styleId="DefaultParagraphFont">
     <w:name w:val="Default Paragraph Font"/>
     <w:uiPriority w:val="1"/>
     <w:semiHidden/>
     <w:unhideWhenUsed/>
   </w:style>
-  <w:style w:type="table" w:default="1" w:styleId="BangThngthng">
+  <w:style w:type="table" w:default="1" w:styleId="TableNormal">
     <w:name w:val="Normal Table"/>
     <w:uiPriority w:val="99"/>
     <w:semiHidden/>
@@ -4888,16 +4846,16 @@
       </w:tblCellMar>
     </w:tblPr>
   </w:style>
-  <w:style w:type="numbering" w:default="1" w:styleId="Khngco">
+  <w:style w:type="numbering" w:default="1" w:styleId="NoList">
     <w:name w:val="No List"/>
     <w:uiPriority w:val="99"/>
     <w:semiHidden/>
     <w:unhideWhenUsed/>
   </w:style>
-  <w:style w:type="character" w:customStyle="1" w:styleId="u1Char">
-    <w:name w:val="Đầu đề 1 Char"/>
-    <w:basedOn w:val="Phngmcinhcuaoanvn"/>
-    <w:link w:val="u1"/>
+  <w:style w:type="character" w:customStyle="1" w:styleId="Heading1Char">
+    <w:name w:val="Heading 1 Char"/>
+    <w:basedOn w:val="DefaultParagraphFont"/>
+    <w:link w:val="Heading1"/>
     <w:uiPriority w:val="9"/>
     <w:rsid w:val="00720DFA"/>
     <w:rPr>
@@ -4907,10 +4865,10 @@
       <w:szCs w:val="40"/>
     </w:rPr>
   </w:style>
-  <w:style w:type="character" w:customStyle="1" w:styleId="u2Char">
-    <w:name w:val="Đầu đề 2 Char"/>
-    <w:basedOn w:val="Phngmcinhcuaoanvn"/>
-    <w:link w:val="u2"/>
+  <w:style w:type="character" w:customStyle="1" w:styleId="Heading2Char">
+    <w:name w:val="Heading 2 Char"/>
+    <w:basedOn w:val="DefaultParagraphFont"/>
+    <w:link w:val="Heading2"/>
     <w:uiPriority w:val="9"/>
     <w:semiHidden/>
     <w:rsid w:val="00720DFA"/>
@@ -4921,10 +4879,10 @@
       <w:szCs w:val="32"/>
     </w:rPr>
   </w:style>
-  <w:style w:type="character" w:customStyle="1" w:styleId="u3Char">
-    <w:name w:val="Đầu đề 3 Char"/>
-    <w:basedOn w:val="Phngmcinhcuaoanvn"/>
-    <w:link w:val="u3"/>
+  <w:style w:type="character" w:customStyle="1" w:styleId="Heading3Char">
+    <w:name w:val="Heading 3 Char"/>
+    <w:basedOn w:val="DefaultParagraphFont"/>
+    <w:link w:val="Heading3"/>
     <w:uiPriority w:val="9"/>
     <w:semiHidden/>
     <w:rsid w:val="00720DFA"/>
@@ -4935,10 +4893,10 @@
       <w:szCs w:val="28"/>
     </w:rPr>
   </w:style>
-  <w:style w:type="character" w:customStyle="1" w:styleId="u4Char">
-    <w:name w:val="Đầu đề 4 Char"/>
-    <w:basedOn w:val="Phngmcinhcuaoanvn"/>
-    <w:link w:val="u4"/>
+  <w:style w:type="character" w:customStyle="1" w:styleId="Heading4Char">
+    <w:name w:val="Heading 4 Char"/>
+    <w:basedOn w:val="DefaultParagraphFont"/>
+    <w:link w:val="Heading4"/>
     <w:uiPriority w:val="9"/>
     <w:semiHidden/>
     <w:rsid w:val="00720DFA"/>
@@ -4949,10 +4907,10 @@
       <w:color w:val="365F91" w:themeColor="accent1" w:themeShade="BF"/>
     </w:rPr>
   </w:style>
-  <w:style w:type="character" w:customStyle="1" w:styleId="u5Char">
-    <w:name w:val="Đầu đề 5 Char"/>
-    <w:basedOn w:val="Phngmcinhcuaoanvn"/>
-    <w:link w:val="u5"/>
+  <w:style w:type="character" w:customStyle="1" w:styleId="Heading5Char">
+    <w:name w:val="Heading 5 Char"/>
+    <w:basedOn w:val="DefaultParagraphFont"/>
+    <w:link w:val="Heading5"/>
     <w:uiPriority w:val="9"/>
     <w:semiHidden/>
     <w:rsid w:val="00720DFA"/>
@@ -4961,10 +4919,10 @@
       <w:color w:val="365F91" w:themeColor="accent1" w:themeShade="BF"/>
     </w:rPr>
   </w:style>
-  <w:style w:type="character" w:customStyle="1" w:styleId="u6Char">
-    <w:name w:val="Đầu đề 6 Char"/>
-    <w:basedOn w:val="Phngmcinhcuaoanvn"/>
-    <w:link w:val="u6"/>
+  <w:style w:type="character" w:customStyle="1" w:styleId="Heading6Char">
+    <w:name w:val="Heading 6 Char"/>
+    <w:basedOn w:val="DefaultParagraphFont"/>
+    <w:link w:val="Heading6"/>
     <w:uiPriority w:val="9"/>
     <w:semiHidden/>
     <w:rsid w:val="00720DFA"/>
@@ -4975,10 +4933,10 @@
       <w:color w:val="595959" w:themeColor="text1" w:themeTint="A6"/>
     </w:rPr>
   </w:style>
-  <w:style w:type="character" w:customStyle="1" w:styleId="u7Char">
-    <w:name w:val="Đầu đề 7 Char"/>
-    <w:basedOn w:val="Phngmcinhcuaoanvn"/>
-    <w:link w:val="u7"/>
+  <w:style w:type="character" w:customStyle="1" w:styleId="Heading7Char">
+    <w:name w:val="Heading 7 Char"/>
+    <w:basedOn w:val="DefaultParagraphFont"/>
+    <w:link w:val="Heading7"/>
     <w:uiPriority w:val="9"/>
     <w:semiHidden/>
     <w:rsid w:val="00720DFA"/>
@@ -4987,10 +4945,10 @@
       <w:color w:val="595959" w:themeColor="text1" w:themeTint="A6"/>
     </w:rPr>
   </w:style>
-  <w:style w:type="character" w:customStyle="1" w:styleId="u8Char">
-    <w:name w:val="Đầu đề 8 Char"/>
-    <w:basedOn w:val="Phngmcinhcuaoanvn"/>
-    <w:link w:val="u8"/>
+  <w:style w:type="character" w:customStyle="1" w:styleId="Heading8Char">
+    <w:name w:val="Heading 8 Char"/>
+    <w:basedOn w:val="DefaultParagraphFont"/>
+    <w:link w:val="Heading8"/>
     <w:uiPriority w:val="9"/>
     <w:semiHidden/>
     <w:rsid w:val="00720DFA"/>
@@ -5001,10 +4959,10 @@
       <w:color w:val="272727" w:themeColor="text1" w:themeTint="D8"/>
     </w:rPr>
   </w:style>
-  <w:style w:type="character" w:customStyle="1" w:styleId="u9Char">
-    <w:name w:val="Đầu đề 9 Char"/>
-    <w:basedOn w:val="Phngmcinhcuaoanvn"/>
-    <w:link w:val="u9"/>
+  <w:style w:type="character" w:customStyle="1" w:styleId="Heading9Char">
+    <w:name w:val="Heading 9 Char"/>
+    <w:basedOn w:val="DefaultParagraphFont"/>
+    <w:link w:val="Heading9"/>
     <w:uiPriority w:val="9"/>
     <w:semiHidden/>
     <w:rsid w:val="00720DFA"/>
@@ -5013,11 +4971,11 @@
       <w:color w:val="272727" w:themeColor="text1" w:themeTint="D8"/>
     </w:rPr>
   </w:style>
-  <w:style w:type="paragraph" w:styleId="Tiu">
+  <w:style w:type="paragraph" w:styleId="Title">
     <w:name w:val="Title"/>
-    <w:basedOn w:val="Binhthng"/>
-    <w:next w:val="Binhthng"/>
-    <w:link w:val="TiuChar"/>
+    <w:basedOn w:val="Normal"/>
+    <w:next w:val="Normal"/>
+    <w:link w:val="TitleChar"/>
     <w:uiPriority w:val="10"/>
     <w:qFormat/>
     <w:rsid w:val="00720DFA"/>
@@ -5033,10 +4991,10 @@
       <w:szCs w:val="56"/>
     </w:rPr>
   </w:style>
-  <w:style w:type="character" w:customStyle="1" w:styleId="TiuChar">
-    <w:name w:val="Tiêu đề Char"/>
-    <w:basedOn w:val="Phngmcinhcuaoanvn"/>
-    <w:link w:val="Tiu"/>
+  <w:style w:type="character" w:customStyle="1" w:styleId="TitleChar">
+    <w:name w:val="Title Char"/>
+    <w:basedOn w:val="DefaultParagraphFont"/>
+    <w:link w:val="Title"/>
     <w:uiPriority w:val="10"/>
     <w:rsid w:val="00720DFA"/>
     <w:rPr>
@@ -5047,11 +5005,11 @@
       <w:szCs w:val="56"/>
     </w:rPr>
   </w:style>
-  <w:style w:type="paragraph" w:styleId="Tiuphu">
+  <w:style w:type="paragraph" w:styleId="Subtitle">
     <w:name w:val="Subtitle"/>
-    <w:basedOn w:val="Binhthng"/>
-    <w:next w:val="Binhthng"/>
-    <w:link w:val="TiuphuChar"/>
+    <w:basedOn w:val="Normal"/>
+    <w:next w:val="Normal"/>
+    <w:link w:val="SubtitleChar"/>
     <w:uiPriority w:val="11"/>
     <w:qFormat/>
     <w:rsid w:val="00720DFA"/>
@@ -5069,10 +5027,10 @@
       <w:szCs w:val="28"/>
     </w:rPr>
   </w:style>
-  <w:style w:type="character" w:customStyle="1" w:styleId="TiuphuChar">
-    <w:name w:val="Tiêu đề phụ Char"/>
-    <w:basedOn w:val="Phngmcinhcuaoanvn"/>
-    <w:link w:val="Tiuphu"/>
+  <w:style w:type="character" w:customStyle="1" w:styleId="SubtitleChar">
+    <w:name w:val="Subtitle Char"/>
+    <w:basedOn w:val="DefaultParagraphFont"/>
+    <w:link w:val="Subtitle"/>
     <w:uiPriority w:val="11"/>
     <w:rsid w:val="00720DFA"/>
     <w:rPr>
@@ -5083,11 +5041,11 @@
       <w:szCs w:val="28"/>
     </w:rPr>
   </w:style>
-  <w:style w:type="paragraph" w:styleId="Litrichdn">
+  <w:style w:type="paragraph" w:styleId="Quote">
     <w:name w:val="Quote"/>
-    <w:basedOn w:val="Binhthng"/>
-    <w:next w:val="Binhthng"/>
-    <w:link w:val="LitrichdnChar"/>
+    <w:basedOn w:val="Normal"/>
+    <w:next w:val="Normal"/>
+    <w:link w:val="QuoteChar"/>
     <w:uiPriority w:val="29"/>
     <w:qFormat/>
     <w:rsid w:val="00720DFA"/>
@@ -5101,10 +5059,10 @@
       <w:color w:val="404040" w:themeColor="text1" w:themeTint="BF"/>
     </w:rPr>
   </w:style>
-  <w:style w:type="character" w:customStyle="1" w:styleId="LitrichdnChar">
-    <w:name w:val="Lời trích dẫn Char"/>
-    <w:basedOn w:val="Phngmcinhcuaoanvn"/>
-    <w:link w:val="Litrichdn"/>
+  <w:style w:type="character" w:customStyle="1" w:styleId="QuoteChar">
+    <w:name w:val="Quote Char"/>
+    <w:basedOn w:val="DefaultParagraphFont"/>
+    <w:link w:val="Quote"/>
     <w:uiPriority w:val="29"/>
     <w:rsid w:val="00720DFA"/>
     <w:rPr>
@@ -5113,9 +5071,9 @@
       <w:color w:val="404040" w:themeColor="text1" w:themeTint="BF"/>
     </w:rPr>
   </w:style>
-  <w:style w:type="paragraph" w:styleId="oancuaDanhsach">
+  <w:style w:type="paragraph" w:styleId="ListParagraph">
     <w:name w:val="List Paragraph"/>
-    <w:basedOn w:val="Binhthng"/>
+    <w:basedOn w:val="Normal"/>
     <w:uiPriority w:val="34"/>
     <w:qFormat/>
     <w:rsid w:val="00720DFA"/>
@@ -5124,9 +5082,9 @@
       <w:contextualSpacing/>
     </w:pPr>
   </w:style>
-  <w:style w:type="character" w:styleId="NhnmnhThm">
+  <w:style w:type="character" w:styleId="IntenseEmphasis">
     <w:name w:val="Intense Emphasis"/>
-    <w:basedOn w:val="Phngmcinhcuaoanvn"/>
+    <w:basedOn w:val="DefaultParagraphFont"/>
     <w:uiPriority w:val="21"/>
     <w:qFormat/>
     <w:rsid w:val="00720DFA"/>
@@ -5136,11 +5094,11 @@
       <w:color w:val="365F91" w:themeColor="accent1" w:themeShade="BF"/>
     </w:rPr>
   </w:style>
-  <w:style w:type="paragraph" w:styleId="Nhaykepm">
+  <w:style w:type="paragraph" w:styleId="IntenseQuote">
     <w:name w:val="Intense Quote"/>
-    <w:basedOn w:val="Binhthng"/>
-    <w:next w:val="Binhthng"/>
-    <w:link w:val="NhaykepmChar"/>
+    <w:basedOn w:val="Normal"/>
+    <w:next w:val="Normal"/>
+    <w:link w:val="IntenseQuoteChar"/>
     <w:uiPriority w:val="30"/>
     <w:qFormat/>
     <w:rsid w:val="00720DFA"/>
@@ -5159,10 +5117,10 @@
       <w:color w:val="365F91" w:themeColor="accent1" w:themeShade="BF"/>
     </w:rPr>
   </w:style>
-  <w:style w:type="character" w:customStyle="1" w:styleId="NhaykepmChar">
-    <w:name w:val="Nháy kép Đậm Char"/>
-    <w:basedOn w:val="Phngmcinhcuaoanvn"/>
-    <w:link w:val="Nhaykepm"/>
+  <w:style w:type="character" w:customStyle="1" w:styleId="IntenseQuoteChar">
+    <w:name w:val="Intense Quote Char"/>
+    <w:basedOn w:val="DefaultParagraphFont"/>
+    <w:link w:val="IntenseQuote"/>
     <w:uiPriority w:val="30"/>
     <w:rsid w:val="00720DFA"/>
     <w:rPr>
@@ -5171,9 +5129,9 @@
       <w:color w:val="365F91" w:themeColor="accent1" w:themeShade="BF"/>
     </w:rPr>
   </w:style>
-  <w:style w:type="character" w:styleId="ThamchiuNhnmnh">
+  <w:style w:type="character" w:styleId="IntenseReference">
     <w:name w:val="Intense Reference"/>
-    <w:basedOn w:val="Phngmcinhcuaoanvn"/>
+    <w:basedOn w:val="DefaultParagraphFont"/>
     <w:uiPriority w:val="32"/>
     <w:qFormat/>
     <w:rsid w:val="00720DFA"/>
@@ -5185,10 +5143,10 @@
       <w:spacing w:val="5"/>
     </w:rPr>
   </w:style>
-  <w:style w:type="paragraph" w:styleId="uMucluc">
+  <w:style w:type="paragraph" w:styleId="TOCHeading">
     <w:name w:val="TOC Heading"/>
-    <w:basedOn w:val="u1"/>
-    <w:next w:val="Binhthng"/>
+    <w:basedOn w:val="Heading1"/>
+    <w:next w:val="Normal"/>
     <w:uiPriority w:val="39"/>
     <w:unhideWhenUsed/>
     <w:qFormat/>
@@ -5202,10 +5160,10 @@
       <w:szCs w:val="32"/>
     </w:rPr>
   </w:style>
-  <w:style w:type="paragraph" w:styleId="Mucluc1">
+  <w:style w:type="paragraph" w:styleId="TOC1">
     <w:name w:val="toc 1"/>
-    <w:basedOn w:val="Binhthng"/>
-    <w:next w:val="Binhthng"/>
+    <w:basedOn w:val="Normal"/>
+    <w:next w:val="Normal"/>
     <w:autoRedefine/>
     <w:uiPriority w:val="39"/>
     <w:unhideWhenUsed/>
@@ -5214,9 +5172,9 @@
       <w:spacing w:after="100"/>
     </w:pPr>
   </w:style>
-  <w:style w:type="character" w:styleId="Siuktni">
+  <w:style w:type="character" w:styleId="Hyperlink">
     <w:name w:val="Hyperlink"/>
-    <w:basedOn w:val="Phngmcinhcuaoanvn"/>
+    <w:basedOn w:val="DefaultParagraphFont"/>
     <w:uiPriority w:val="99"/>
     <w:unhideWhenUsed/>
     <w:rsid w:val="00BF7FD6"/>
@@ -5225,10 +5183,10 @@
       <w:u w:val="single"/>
     </w:rPr>
   </w:style>
-  <w:style w:type="paragraph" w:styleId="Mucluc2">
+  <w:style w:type="paragraph" w:styleId="TOC2">
     <w:name w:val="toc 2"/>
-    <w:basedOn w:val="Binhthng"/>
-    <w:next w:val="Binhthng"/>
+    <w:basedOn w:val="Normal"/>
+    <w:next w:val="Normal"/>
     <w:autoRedefine/>
     <w:uiPriority w:val="39"/>
     <w:unhideWhenUsed/>
@@ -5238,10 +5196,10 @@
       <w:ind w:left="240"/>
     </w:pPr>
   </w:style>
-  <w:style w:type="paragraph" w:styleId="utrang">
+  <w:style w:type="paragraph" w:styleId="Header">
     <w:name w:val="header"/>
-    <w:basedOn w:val="Binhthng"/>
-    <w:link w:val="utrangChar"/>
+    <w:basedOn w:val="Normal"/>
+    <w:link w:val="HeaderChar"/>
     <w:uiPriority w:val="99"/>
     <w:unhideWhenUsed/>
     <w:rsid w:val="00167376"/>
@@ -5252,10 +5210,10 @@
       </w:tabs>
     </w:pPr>
   </w:style>
-  <w:style w:type="character" w:customStyle="1" w:styleId="utrangChar">
-    <w:name w:val="Đầu trang Char"/>
-    <w:basedOn w:val="Phngmcinhcuaoanvn"/>
-    <w:link w:val="utrang"/>
+  <w:style w:type="character" w:customStyle="1" w:styleId="HeaderChar">
+    <w:name w:val="Header Char"/>
+    <w:basedOn w:val="DefaultParagraphFont"/>
+    <w:link w:val="Header"/>
     <w:uiPriority w:val="99"/>
     <w:rsid w:val="00167376"/>
     <w:rPr>
@@ -5264,10 +5222,10 @@
       <w:szCs w:val="24"/>
     </w:rPr>
   </w:style>
-  <w:style w:type="paragraph" w:styleId="Chntrang">
+  <w:style w:type="paragraph" w:styleId="Footer">
     <w:name w:val="footer"/>
-    <w:basedOn w:val="Binhthng"/>
-    <w:link w:val="ChntrangChar"/>
+    <w:basedOn w:val="Normal"/>
+    <w:link w:val="FooterChar"/>
     <w:uiPriority w:val="99"/>
     <w:unhideWhenUsed/>
     <w:rsid w:val="00167376"/>
@@ -5278,10 +5236,10 @@
       </w:tabs>
     </w:pPr>
   </w:style>
-  <w:style w:type="character" w:customStyle="1" w:styleId="ChntrangChar">
-    <w:name w:val="Chân trang Char"/>
-    <w:basedOn w:val="Phngmcinhcuaoanvn"/>
-    <w:link w:val="Chntrang"/>
+  <w:style w:type="character" w:customStyle="1" w:styleId="FooterChar">
+    <w:name w:val="Footer Char"/>
+    <w:basedOn w:val="DefaultParagraphFont"/>
+    <w:link w:val="Footer"/>
     <w:uiPriority w:val="99"/>
     <w:rsid w:val="00167376"/>
     <w:rPr>
@@ -5290,9 +5248,9 @@
       <w:szCs w:val="24"/>
     </w:rPr>
   </w:style>
-  <w:style w:type="paragraph" w:styleId="ThngthngWeb">
+  <w:style w:type="paragraph" w:styleId="NormalWeb">
     <w:name w:val="Normal (Web)"/>
-    <w:basedOn w:val="Binhthng"/>
+    <w:basedOn w:val="Normal"/>
     <w:uiPriority w:val="99"/>
     <w:semiHidden/>
     <w:unhideWhenUsed/>

--- a/BAITAPNHOMJAVA.docx
+++ b/BAITAPNHOMJAVA.docx
@@ -4159,9 +4159,6 @@
     <w:p>
       <w:pPr>
         <w:pStyle w:val="Heading1"/>
-        <w:rPr>
-          <w:lang w:val="vi-VN"/>
-        </w:rPr>
       </w:pPr>
       <w:bookmarkStart w:id="7" w:name="_Toc166194753"/>
       <w:r>
@@ -4171,6 +4168,11 @@
         <w:t>Tài liệu tham khảo</w:t>
       </w:r>
       <w:bookmarkEnd w:id="7"/>
+    </w:p>
+    <w:p>
+      <w:r>
+        <w:t>Update sau</w:t>
+      </w:r>
     </w:p>
     <w:sectPr>
       <w:pgSz w:w="12240" w:h="15840"/>

--- a/BAITAPNHOMJAVA.docx
+++ b/BAITAPNHOMJAVA.docx
@@ -1697,6 +1697,9 @@
       </w:r>
       <w:r>
         <w:t>bbbbbb</w:t>
+      </w:r>
+      <w:r>
+        <w:t>pp</w:t>
       </w:r>
     </w:p>
     <w:p>

--- a/BAITAPNHOMJAVA.docx
+++ b/BAITAPNHOMJAVA.docx
@@ -1699,7 +1699,7 @@
         <w:t>bbbbbb</w:t>
       </w:r>
       <w:r>
-        <w:t>pp</w:t>
+        <w:t>ooo</w:t>
       </w:r>
     </w:p>
     <w:p>
